--- a/會議記錄/研究ai審核內容.docx
+++ b/會議記錄/研究ai審核內容.docx
@@ -55,7 +55,153 @@
         </w:pict>
       </w:r>
     </w:p>
-    <w:p/>
+    <w:p>
+      <w:pPr>
+        <w:rPr>
+          <w:b/>
+          <w:bCs/>
+        </w:rPr>
+      </w:pPr>
+      <w:r>
+        <w:rPr>
+          <w:rFonts w:ascii="Segoe UI Emoji" w:hAnsi="Segoe UI Emoji" w:cs="Segoe UI Emoji"/>
+          <w:b/>
+          <w:bCs/>
+        </w:rPr>
+        <w:t>✅</w:t>
+      </w:r>
+      <w:r>
+        <w:rPr>
+          <w:b/>
+          <w:bCs/>
+        </w:rPr>
+        <w:t xml:space="preserve"> </w:t>
+      </w:r>
+      <w:r>
+        <w:rPr>
+          <w:b/>
+          <w:bCs/>
+        </w:rPr>
+        <w:t>整體修改內容：</w:t>
+      </w:r>
+    </w:p>
+    <w:p>
+      <w:pPr>
+        <w:numPr>
+          <w:ilvl w:val="0"/>
+          <w:numId w:val="1"/>
+        </w:numPr>
+      </w:pPr>
+      <w:r>
+        <w:rPr>
+          <w:b/>
+          <w:bCs/>
+        </w:rPr>
+        <w:t>在前端</w:t>
+      </w:r>
+      <w:proofErr w:type="gramStart"/>
+      <w:r>
+        <w:rPr>
+          <w:b/>
+          <w:bCs/>
+        </w:rPr>
+        <w:t>送出貼文前</w:t>
+      </w:r>
+      <w:proofErr w:type="gramEnd"/>
+      <w:r>
+        <w:rPr>
+          <w:b/>
+          <w:bCs/>
+        </w:rPr>
+        <w:t>，呼叫後端</w:t>
+      </w:r>
+      <w:r>
+        <w:rPr>
+          <w:b/>
+          <w:bCs/>
+        </w:rPr>
+        <w:t xml:space="preserve"> AI </w:t>
+      </w:r>
+      <w:r>
+        <w:rPr>
+          <w:b/>
+          <w:bCs/>
+        </w:rPr>
+        <w:t>審查</w:t>
+      </w:r>
+      <w:r>
+        <w:rPr>
+          <w:b/>
+          <w:bCs/>
+        </w:rPr>
+        <w:t xml:space="preserve"> API</w:t>
+      </w:r>
+    </w:p>
+    <w:p>
+      <w:pPr>
+        <w:numPr>
+          <w:ilvl w:val="0"/>
+          <w:numId w:val="1"/>
+        </w:numPr>
+      </w:pPr>
+      <w:r>
+        <w:rPr>
+          <w:b/>
+          <w:bCs/>
+        </w:rPr>
+        <w:t xml:space="preserve">AI </w:t>
+      </w:r>
+      <w:r>
+        <w:rPr>
+          <w:b/>
+          <w:bCs/>
+        </w:rPr>
+        <w:t>回傳結果為「不當內容」時，阻止送出並顯示警告</w:t>
+      </w:r>
+    </w:p>
+    <w:p>
+      <w:pPr>
+        <w:numPr>
+          <w:ilvl w:val="0"/>
+          <w:numId w:val="1"/>
+        </w:numPr>
+      </w:pPr>
+      <w:r>
+        <w:rPr>
+          <w:b/>
+          <w:bCs/>
+        </w:rPr>
+        <w:t>後端用</w:t>
+      </w:r>
+      <w:r>
+        <w:rPr>
+          <w:b/>
+          <w:bCs/>
+        </w:rPr>
+        <w:t xml:space="preserve"> OpenAI</w:t>
+      </w:r>
+      <w:r>
+        <w:rPr>
+          <w:b/>
+          <w:bCs/>
+        </w:rPr>
+        <w:t>（或你選擇的</w:t>
+      </w:r>
+      <w:r>
+        <w:rPr>
+          <w:b/>
+          <w:bCs/>
+        </w:rPr>
+        <w:t xml:space="preserve"> AI </w:t>
+      </w:r>
+      <w:r>
+        <w:rPr>
+          <w:b/>
+          <w:bCs/>
+        </w:rPr>
+        <w:t>模型）處理審查邏輯</w:t>
+      </w:r>
+    </w:p>
     <w:p/>
     <w:sectPr>
       <w:pgSz w:w="11906" w:h="16838"/>

--- a/會議記錄/研究ai審核內容.docx
+++ b/會議記錄/研究ai審核內容.docx
@@ -200,6 +200,560 @@
           <w:bCs/>
         </w:rPr>
         <w:t>模型）處理審查邏輯</w:t>
+      </w:r>
+    </w:p>
+    <w:p>
+      <w:r>
+        <w:pict w14:anchorId="6EC2BDE2">
+          <v:rect id="_x0000_i1069" style="width:0;height:1.5pt" o:hralign="center" o:hrstd="t" o:hr="t" fillcolor="#a0a0a0" stroked="f"/>
+        </w:pict>
+      </w:r>
+    </w:p>
+    <w:p>
+      <w:pPr>
+        <w:rPr>
+          <w:b/>
+          <w:bCs/>
+        </w:rPr>
+      </w:pPr>
+      <w:r>
+        <w:rPr>
+          <w:rFonts w:ascii="Segoe UI Emoji" w:hAnsi="Segoe UI Emoji" w:cs="Segoe UI Emoji"/>
+          <w:b/>
+          <w:bCs/>
+        </w:rPr>
+        <w:t>🧠</w:t>
+      </w:r>
+      <w:r>
+        <w:rPr>
+          <w:b/>
+          <w:bCs/>
+        </w:rPr>
+        <w:t xml:space="preserve"> </w:t>
+      </w:r>
+      <w:r>
+        <w:rPr>
+          <w:b/>
+          <w:bCs/>
+        </w:rPr>
+        <w:t>第一步：後端新增審查</w:t>
+      </w:r>
+      <w:r>
+        <w:rPr>
+          <w:b/>
+          <w:bCs/>
+        </w:rPr>
+        <w:t xml:space="preserve"> API</w:t>
+      </w:r>
+    </w:p>
+    <w:p>
+      <w:r>
+        <w:t>在</w:t>
+      </w:r>
+      <w:r>
+        <w:t xml:space="preserve"> views.py </w:t>
+      </w:r>
+      <w:r>
+        <w:t>中加入一個</w:t>
+      </w:r>
+      <w:r>
+        <w:t xml:space="preserve"> POST </w:t>
+      </w:r>
+      <w:r>
+        <w:t>接收的審查視圖：</w:t>
+      </w:r>
+    </w:p>
+    <w:p>
+      <w:r>
+        <w:t>python</w:t>
+      </w:r>
+    </w:p>
+    <w:p>
+      <w:r>
+        <w:t>複製編輯</w:t>
+      </w:r>
+    </w:p>
+    <w:p>
+      <w:r>
+        <w:t># views.py</w:t>
+      </w:r>
+    </w:p>
+    <w:p>
+      <w:r>
+        <w:t xml:space="preserve">from </w:t>
+      </w:r>
+      <w:proofErr w:type="spellStart"/>
+      <w:proofErr w:type="gramStart"/>
+      <w:r>
+        <w:t>django.http</w:t>
+      </w:r>
+      <w:proofErr w:type="spellEnd"/>
+      <w:proofErr w:type="gramEnd"/>
+      <w:r>
+        <w:t xml:space="preserve"> import </w:t>
+      </w:r>
+      <w:proofErr w:type="spellStart"/>
+      <w:r>
+        <w:t>JsonResponse</w:t>
+      </w:r>
+      <w:proofErr w:type="spellEnd"/>
+    </w:p>
+    <w:p>
+      <w:r>
+        <w:t xml:space="preserve">import </w:t>
+      </w:r>
+      <w:proofErr w:type="spellStart"/>
+      <w:r>
+        <w:t>openai</w:t>
+      </w:r>
+      <w:proofErr w:type="spellEnd"/>
+    </w:p>
+    <w:p/>
+    <w:p>
+      <w:proofErr w:type="spellStart"/>
+      <w:r>
+        <w:t>openai.api_key</w:t>
+      </w:r>
+      <w:proofErr w:type="spellEnd"/>
+      <w:r>
+        <w:t xml:space="preserve"> = 'your-</w:t>
+      </w:r>
+      <w:proofErr w:type="spellStart"/>
+      <w:r>
+        <w:t>api</w:t>
+      </w:r>
+      <w:proofErr w:type="spellEnd"/>
+      <w:r>
+        <w:t xml:space="preserve">-key'  # </w:t>
+      </w:r>
+      <w:r>
+        <w:rPr>
+          <w:rFonts w:ascii="Segoe UI Emoji" w:hAnsi="Segoe UI Emoji" w:cs="Segoe UI Emoji"/>
+        </w:rPr>
+        <w:t>⛔</w:t>
+      </w:r>
+      <w:r>
+        <w:t xml:space="preserve"> </w:t>
+      </w:r>
+      <w:r>
+        <w:t>替換成你自己的</w:t>
+      </w:r>
+      <w:r>
+        <w:t xml:space="preserve"> API </w:t>
+      </w:r>
+      <w:r>
+        <w:t>金鑰，建議設成環境變數！</w:t>
+      </w:r>
+    </w:p>
+    <w:p/>
+    <w:p>
+      <w:r>
+        <w:t xml:space="preserve">def </w:t>
+      </w:r>
+      <w:proofErr w:type="spellStart"/>
+      <w:r>
+        <w:t>ai_check_post</w:t>
+      </w:r>
+      <w:proofErr w:type="spellEnd"/>
+      <w:r>
+        <w:t>(request):</w:t>
+      </w:r>
+    </w:p>
+    <w:p>
+      <w:r>
+        <w:t xml:space="preserve">    if </w:t>
+      </w:r>
+      <w:proofErr w:type="spellStart"/>
+      <w:proofErr w:type="gramStart"/>
+      <w:r>
+        <w:t>request.method</w:t>
+      </w:r>
+      <w:proofErr w:type="spellEnd"/>
+      <w:proofErr w:type="gramEnd"/>
+      <w:r>
+        <w:t xml:space="preserve"> == 'POST':</w:t>
+      </w:r>
+    </w:p>
+    <w:p>
+      <w:r>
+        <w:t xml:space="preserve">        content = </w:t>
+      </w:r>
+      <w:proofErr w:type="spellStart"/>
+      <w:proofErr w:type="gramStart"/>
+      <w:r>
+        <w:t>request.POST.get</w:t>
+      </w:r>
+      <w:proofErr w:type="spellEnd"/>
+      <w:r>
+        <w:t>(</w:t>
+      </w:r>
+      <w:proofErr w:type="gramEnd"/>
+      <w:r>
+        <w:t>'content</w:t>
+      </w:r>
+      <w:proofErr w:type="gramStart"/>
+      <w:r>
+        <w:t>', '</w:t>
+      </w:r>
+      <w:proofErr w:type="gramEnd"/>
+      <w:r>
+        <w:t>')</w:t>
+      </w:r>
+    </w:p>
+    <w:p>
+      <w:r>
+        <w:t xml:space="preserve">        title = </w:t>
+      </w:r>
+      <w:proofErr w:type="spellStart"/>
+      <w:proofErr w:type="gramStart"/>
+      <w:r>
+        <w:t>request.POST.get</w:t>
+      </w:r>
+      <w:proofErr w:type="spellEnd"/>
+      <w:r>
+        <w:t>(</w:t>
+      </w:r>
+      <w:proofErr w:type="gramEnd"/>
+      <w:r>
+        <w:t>'title</w:t>
+      </w:r>
+      <w:proofErr w:type="gramStart"/>
+      <w:r>
+        <w:t>', '</w:t>
+      </w:r>
+      <w:proofErr w:type="gramEnd"/>
+      <w:r>
+        <w:t>')</w:t>
+      </w:r>
+    </w:p>
+    <w:p/>
+    <w:p>
+      <w:r>
+        <w:t xml:space="preserve">        try:</w:t>
+      </w:r>
+    </w:p>
+    <w:p>
+      <w:r>
+        <w:lastRenderedPageBreak/>
+        <w:t xml:space="preserve">            response = </w:t>
+      </w:r>
+      <w:proofErr w:type="spellStart"/>
+      <w:proofErr w:type="gramStart"/>
+      <w:r>
+        <w:t>openai.ChatCompletion.create</w:t>
+      </w:r>
+      <w:proofErr w:type="spellEnd"/>
+      <w:proofErr w:type="gramEnd"/>
+      <w:r>
+        <w:t>(</w:t>
+      </w:r>
+    </w:p>
+    <w:p>
+      <w:r>
+        <w:t xml:space="preserve">                model="gpt-4",</w:t>
+      </w:r>
+    </w:p>
+    <w:p>
+      <w:r>
+        <w:t xml:space="preserve">                messages</w:t>
+      </w:r>
+      <w:proofErr w:type="gramStart"/>
+      <w:r>
+        <w:t>=[</w:t>
+      </w:r>
+      <w:proofErr w:type="gramEnd"/>
+    </w:p>
+    <w:p>
+      <w:r>
+        <w:t xml:space="preserve">                    {"role": "system", "content": "</w:t>
+      </w:r>
+      <w:r>
+        <w:t>你是審核員，判斷留言是否含暴力、仇恨、色情、歧視或自殘。</w:t>
+      </w:r>
+      <w:proofErr w:type="gramStart"/>
+      <w:r>
+        <w:t>"},</w:t>
+      </w:r>
+      <w:proofErr w:type="gramEnd"/>
+    </w:p>
+    <w:p>
+      <w:r>
+        <w:t xml:space="preserve">                    {"role": "user", "content": f"</w:t>
+      </w:r>
+      <w:r>
+        <w:t>這</w:t>
+      </w:r>
+      <w:proofErr w:type="gramStart"/>
+      <w:r>
+        <w:t>篇貼文</w:t>
+      </w:r>
+      <w:proofErr w:type="gramEnd"/>
+      <w:r>
+        <w:t>內容會被公開。</w:t>
+      </w:r>
+      <w:r>
+        <w:t>\n</w:t>
+      </w:r>
+      <w:r>
+        <w:t>標題：</w:t>
+      </w:r>
+      <w:r>
+        <w:t>{title}\n</w:t>
+      </w:r>
+      <w:r>
+        <w:t>內容：</w:t>
+      </w:r>
+      <w:proofErr w:type="gramStart"/>
+      <w:r>
+        <w:t>{content}"}</w:t>
+      </w:r>
+      <w:proofErr w:type="gramEnd"/>
+    </w:p>
+    <w:p>
+      <w:r>
+        <w:t xml:space="preserve">                ]</w:t>
+      </w:r>
+    </w:p>
+    <w:p>
+      <w:r>
+        <w:t xml:space="preserve">            )</w:t>
+      </w:r>
+    </w:p>
+    <w:p>
+      <w:r>
+        <w:t xml:space="preserve">            reply = </w:t>
+      </w:r>
+      <w:proofErr w:type="spellStart"/>
+      <w:proofErr w:type="gramStart"/>
+      <w:r>
+        <w:t>response.choices</w:t>
+      </w:r>
+      <w:proofErr w:type="spellEnd"/>
+      <w:proofErr w:type="gramEnd"/>
+      <w:r>
+        <w:t>[0</w:t>
+      </w:r>
+      <w:proofErr w:type="gramStart"/>
+      <w:r>
+        <w:t>].message</w:t>
+      </w:r>
+      <w:proofErr w:type="gramEnd"/>
+      <w:r>
+        <w:t>['content']</w:t>
+      </w:r>
+    </w:p>
+    <w:p>
+      <w:r>
+        <w:t xml:space="preserve">            if "</w:t>
+      </w:r>
+      <w:r>
+        <w:t>包含</w:t>
+      </w:r>
+      <w:r>
+        <w:t>" in reply or "</w:t>
+      </w:r>
+      <w:r>
+        <w:t>不當</w:t>
+      </w:r>
+      <w:r>
+        <w:t>" in reply or "</w:t>
+      </w:r>
+      <w:r>
+        <w:t>違規</w:t>
+      </w:r>
+      <w:r>
+        <w:t>" in reply:</w:t>
+      </w:r>
+    </w:p>
+    <w:p>
+      <w:r>
+        <w:t xml:space="preserve">                return </w:t>
+      </w:r>
+      <w:proofErr w:type="spellStart"/>
+      <w:proofErr w:type="gramStart"/>
+      <w:r>
+        <w:t>JsonResponse</w:t>
+      </w:r>
+      <w:proofErr w:type="spellEnd"/>
+      <w:r>
+        <w:t>(</w:t>
+      </w:r>
+      <w:proofErr w:type="gramEnd"/>
+      <w:r>
+        <w:t xml:space="preserve">{'result': 'rejected', 'message': </w:t>
+      </w:r>
+      <w:proofErr w:type="gramStart"/>
+      <w:r>
+        <w:t>reply})</w:t>
+      </w:r>
+      <w:proofErr w:type="gramEnd"/>
+    </w:p>
+    <w:p>
+      <w:r>
+        <w:t xml:space="preserve">            else:</w:t>
+      </w:r>
+    </w:p>
+    <w:p>
+      <w:r>
+        <w:t xml:space="preserve">                return </w:t>
+      </w:r>
+      <w:proofErr w:type="spellStart"/>
+      <w:proofErr w:type="gramStart"/>
+      <w:r>
+        <w:t>JsonResponse</w:t>
+      </w:r>
+      <w:proofErr w:type="spellEnd"/>
+      <w:r>
+        <w:t>(</w:t>
+      </w:r>
+      <w:proofErr w:type="gramEnd"/>
+      <w:r>
+        <w:t>{'result': '</w:t>
+      </w:r>
+      <w:proofErr w:type="gramStart"/>
+      <w:r>
+        <w:t>approved'}</w:t>
+      </w:r>
+      <w:proofErr w:type="gramEnd"/>
+      <w:r>
+        <w:t>)</w:t>
+      </w:r>
+    </w:p>
+    <w:p>
+      <w:r>
+        <w:t xml:space="preserve">        except Exception as e:</w:t>
+      </w:r>
+    </w:p>
+    <w:p>
+      <w:r>
+        <w:t xml:space="preserve">            return </w:t>
+      </w:r>
+      <w:proofErr w:type="spellStart"/>
+      <w:proofErr w:type="gramStart"/>
+      <w:r>
+        <w:t>JsonResponse</w:t>
+      </w:r>
+      <w:proofErr w:type="spellEnd"/>
+      <w:r>
+        <w:t>(</w:t>
+      </w:r>
+      <w:proofErr w:type="gramEnd"/>
+      <w:r>
+        <w:t>{'result': 'error', 'message': str(</w:t>
+      </w:r>
+      <w:proofErr w:type="gramStart"/>
+      <w:r>
+        <w:t>e)}</w:t>
+      </w:r>
+      <w:proofErr w:type="gramEnd"/>
+      <w:r>
+        <w:t>)</w:t>
+      </w:r>
+    </w:p>
+    <w:p>
+      <w:r>
+        <w:t>再新增對應網址路由：</w:t>
+      </w:r>
+    </w:p>
+    <w:p>
+      <w:r>
+        <w:t>python</w:t>
+      </w:r>
+    </w:p>
+    <w:p>
+      <w:r>
+        <w:t>複製編輯</w:t>
+      </w:r>
+    </w:p>
+    <w:p>
+      <w:r>
+        <w:t># urls.py</w:t>
+      </w:r>
+    </w:p>
+    <w:p>
+      <w:r>
+        <w:t xml:space="preserve">from </w:t>
+      </w:r>
+      <w:proofErr w:type="spellStart"/>
+      <w:proofErr w:type="gramStart"/>
+      <w:r>
+        <w:t>django.urls</w:t>
+      </w:r>
+      <w:proofErr w:type="spellEnd"/>
+      <w:proofErr w:type="gramEnd"/>
+      <w:r>
+        <w:t xml:space="preserve"> import path</w:t>
+      </w:r>
+    </w:p>
+    <w:p>
+      <w:proofErr w:type="gramStart"/>
+      <w:r>
+        <w:t>from .</w:t>
+      </w:r>
+      <w:proofErr w:type="gramEnd"/>
+      <w:r>
+        <w:t xml:space="preserve"> import views</w:t>
+      </w:r>
+    </w:p>
+    <w:p/>
+    <w:p>
+      <w:proofErr w:type="spellStart"/>
+      <w:r>
+        <w:t>urlpatterns</w:t>
+      </w:r>
+      <w:proofErr w:type="spellEnd"/>
+      <w:r>
+        <w:t xml:space="preserve"> = [</w:t>
+      </w:r>
+    </w:p>
+    <w:p>
+      <w:r>
+        <w:t xml:space="preserve">    </w:t>
+      </w:r>
+      <w:proofErr w:type="gramStart"/>
+      <w:r>
+        <w:t>path(</w:t>
+      </w:r>
+      <w:proofErr w:type="gramEnd"/>
+      <w:r>
+        <w:t>'</w:t>
+      </w:r>
+      <w:proofErr w:type="spellStart"/>
+      <w:r>
+        <w:t>ai_check_post</w:t>
+      </w:r>
+      <w:proofErr w:type="spellEnd"/>
+      <w:r>
+        <w:t xml:space="preserve">/', </w:t>
+      </w:r>
+      <w:proofErr w:type="spellStart"/>
+      <w:r>
+        <w:t>views.ai_check_post</w:t>
+      </w:r>
+      <w:proofErr w:type="spellEnd"/>
+      <w:r>
+        <w:t>, name='</w:t>
+      </w:r>
+      <w:proofErr w:type="spellStart"/>
+      <w:r>
+        <w:t>ai_check_post</w:t>
+      </w:r>
+      <w:proofErr w:type="spellEnd"/>
+      <w:r>
+        <w:t>'),</w:t>
+      </w:r>
+    </w:p>
+    <w:p>
+      <w:r>
+        <w:lastRenderedPageBreak/>
+        <w:t>]</w:t>
+      </w:r>
+    </w:p>
+    <w:p>
+      <w:r>
+        <w:pict w14:anchorId="63296702">
+          <v:rect id="_x0000_i1074" style="width:0;height:1.5pt" o:hralign="center" o:hrstd="t" o:hr="t" fillcolor="#a0a0a0" stroked="f"/>
+        </w:pict>
       </w:r>
     </w:p>
     <w:p/>

--- a/會議記錄/研究ai審核內容.docx
+++ b/會議記錄/研究ai審核內容.docx
@@ -16,21 +16,12 @@
         </w:rPr>
         <w:t xml:space="preserve">AI </w:t>
       </w:r>
-      <w:proofErr w:type="gramStart"/>
-      <w:r>
-        <w:rPr>
-          <w:b/>
-          <w:bCs/>
-        </w:rPr>
-        <w:t>審核貼文內容</w:t>
-      </w:r>
-      <w:proofErr w:type="gramEnd"/>
-      <w:r>
-        <w:rPr>
-          <w:b/>
-          <w:bCs/>
-        </w:rPr>
-        <w:t>的邏輯</w:t>
+      <w:r>
+        <w:rPr>
+          <w:b/>
+          <w:bCs/>
+        </w:rPr>
+        <w:t>審核貼文內容的邏輯</w:t>
       </w:r>
       <w:r>
         <w:t>，這可以透過前端</w:t>
@@ -47,11 +38,17 @@
       <w:r>
         <w:t>整合實作。</w:t>
       </w:r>
+      <w:r>
+        <w:rPr>
+          <w:rFonts w:hint="eastAsia"/>
+        </w:rPr>
+        <w:t>待研究</w:t>
+      </w:r>
     </w:p>
     <w:p>
       <w:r>
         <w:pict w14:anchorId="7EE0DF1C">
-          <v:rect id="_x0000_i1049" style="width:0;height:1.5pt" o:hralign="center" o:hrstd="t" o:hr="t" fillcolor="#a0a0a0" stroked="f"/>
+          <v:rect id="_x0000_i1025" style="width:0;height:1.5pt" o:hralign="center" o:hrstd="t" o:hr="t" fillcolor="#a0a0a0" stroked="f"/>
         </w:pict>
       </w:r>
     </w:p>
@@ -97,23 +94,7 @@
           <w:b/>
           <w:bCs/>
         </w:rPr>
-        <w:t>在前端</w:t>
-      </w:r>
-      <w:proofErr w:type="gramStart"/>
-      <w:r>
-        <w:rPr>
-          <w:b/>
-          <w:bCs/>
-        </w:rPr>
-        <w:t>送出貼文前</w:t>
-      </w:r>
-      <w:proofErr w:type="gramEnd"/>
-      <w:r>
-        <w:rPr>
-          <w:b/>
-          <w:bCs/>
-        </w:rPr>
-        <w:t>，呼叫後端</w:t>
+        <w:t>在前端送出貼文前，呼叫後端</w:t>
       </w:r>
       <w:r>
         <w:rPr>
@@ -205,7 +186,7 @@
     <w:p>
       <w:r>
         <w:pict w14:anchorId="6EC2BDE2">
-          <v:rect id="_x0000_i1069" style="width:0;height:1.5pt" o:hralign="center" o:hrstd="t" o:hr="t" fillcolor="#a0a0a0" stroked="f"/>
+          <v:rect id="_x0000_i1026" style="width:0;height:1.5pt" o:hralign="center" o:hrstd="t" o:hr="t" fillcolor="#a0a0a0" stroked="f"/>
         </w:pict>
       </w:r>
     </w:p>
@@ -280,51 +261,18 @@
     </w:p>
     <w:p>
       <w:r>
-        <w:t xml:space="preserve">from </w:t>
-      </w:r>
-      <w:proofErr w:type="spellStart"/>
-      <w:proofErr w:type="gramStart"/>
-      <w:r>
-        <w:t>django.http</w:t>
-      </w:r>
-      <w:proofErr w:type="spellEnd"/>
-      <w:proofErr w:type="gramEnd"/>
-      <w:r>
-        <w:t xml:space="preserve"> import </w:t>
-      </w:r>
-      <w:proofErr w:type="spellStart"/>
-      <w:r>
-        <w:t>JsonResponse</w:t>
-      </w:r>
-      <w:proofErr w:type="spellEnd"/>
-    </w:p>
-    <w:p>
-      <w:r>
-        <w:t xml:space="preserve">import </w:t>
-      </w:r>
-      <w:proofErr w:type="spellStart"/>
-      <w:r>
-        <w:t>openai</w:t>
-      </w:r>
-      <w:proofErr w:type="spellEnd"/>
+        <w:t>from django.http import JsonResponse</w:t>
+      </w:r>
+    </w:p>
+    <w:p>
+      <w:r>
+        <w:t>import openai</w:t>
+      </w:r>
     </w:p>
     <w:p/>
     <w:p>
-      <w:proofErr w:type="spellStart"/>
-      <w:r>
-        <w:t>openai.api_key</w:t>
-      </w:r>
-      <w:proofErr w:type="spellEnd"/>
-      <w:r>
-        <w:t xml:space="preserve"> = 'your-</w:t>
-      </w:r>
-      <w:proofErr w:type="spellStart"/>
-      <w:r>
-        <w:t>api</w:t>
-      </w:r>
-      <w:proofErr w:type="spellEnd"/>
-      <w:r>
-        <w:t xml:space="preserve">-key'  # </w:t>
+      <w:r>
+        <w:t xml:space="preserve">openai.api_key = 'your-api-key'  # </w:t>
       </w:r>
       <w:r>
         <w:rPr>
@@ -348,82 +296,22 @@
     <w:p/>
     <w:p>
       <w:r>
-        <w:t xml:space="preserve">def </w:t>
-      </w:r>
-      <w:proofErr w:type="spellStart"/>
-      <w:r>
-        <w:t>ai_check_post</w:t>
-      </w:r>
-      <w:proofErr w:type="spellEnd"/>
-      <w:r>
-        <w:t>(request):</w:t>
-      </w:r>
-    </w:p>
-    <w:p>
-      <w:r>
-        <w:t xml:space="preserve">    if </w:t>
-      </w:r>
-      <w:proofErr w:type="spellStart"/>
-      <w:proofErr w:type="gramStart"/>
-      <w:r>
-        <w:t>request.method</w:t>
-      </w:r>
-      <w:proofErr w:type="spellEnd"/>
-      <w:proofErr w:type="gramEnd"/>
-      <w:r>
-        <w:t xml:space="preserve"> == 'POST':</w:t>
-      </w:r>
-    </w:p>
-    <w:p>
-      <w:r>
-        <w:t xml:space="preserve">        content = </w:t>
-      </w:r>
-      <w:proofErr w:type="spellStart"/>
-      <w:proofErr w:type="gramStart"/>
-      <w:r>
-        <w:t>request.POST.get</w:t>
-      </w:r>
-      <w:proofErr w:type="spellEnd"/>
-      <w:r>
-        <w:t>(</w:t>
-      </w:r>
-      <w:proofErr w:type="gramEnd"/>
-      <w:r>
-        <w:t>'content</w:t>
-      </w:r>
-      <w:proofErr w:type="gramStart"/>
-      <w:r>
-        <w:t>', '</w:t>
-      </w:r>
-      <w:proofErr w:type="gramEnd"/>
-      <w:r>
-        <w:t>')</w:t>
-      </w:r>
-    </w:p>
-    <w:p>
-      <w:r>
-        <w:t xml:space="preserve">        title = </w:t>
-      </w:r>
-      <w:proofErr w:type="spellStart"/>
-      <w:proofErr w:type="gramStart"/>
-      <w:r>
-        <w:t>request.POST.get</w:t>
-      </w:r>
-      <w:proofErr w:type="spellEnd"/>
-      <w:r>
-        <w:t>(</w:t>
-      </w:r>
-      <w:proofErr w:type="gramEnd"/>
-      <w:r>
-        <w:t>'title</w:t>
-      </w:r>
-      <w:proofErr w:type="gramStart"/>
-      <w:r>
-        <w:t>', '</w:t>
-      </w:r>
-      <w:proofErr w:type="gramEnd"/>
-      <w:r>
-        <w:t>')</w:t>
+        <w:t>def ai_check_post(request):</w:t>
+      </w:r>
+    </w:p>
+    <w:p>
+      <w:r>
+        <w:t xml:space="preserve">    if request.method == 'POST':</w:t>
+      </w:r>
+    </w:p>
+    <w:p>
+      <w:r>
+        <w:t xml:space="preserve">        content = request.POST.get('content', '')</w:t>
+      </w:r>
+    </w:p>
+    <w:p>
+      <w:r>
+        <w:t xml:space="preserve">        title = request.POST.get('title', '')</w:t>
       </w:r>
     </w:p>
     <w:p/>
@@ -435,17 +323,7 @@
     <w:p>
       <w:r>
         <w:lastRenderedPageBreak/>
-        <w:t xml:space="preserve">            response = </w:t>
-      </w:r>
-      <w:proofErr w:type="spellStart"/>
-      <w:proofErr w:type="gramStart"/>
-      <w:r>
-        <w:t>openai.ChatCompletion.create</w:t>
-      </w:r>
-      <w:proofErr w:type="spellEnd"/>
-      <w:proofErr w:type="gramEnd"/>
-      <w:r>
-        <w:t>(</w:t>
+        <w:t xml:space="preserve">            response = openai.ChatCompletion.create(</w:t>
       </w:r>
     </w:p>
     <w:p>
@@ -455,13 +333,8 @@
     </w:p>
     <w:p>
       <w:r>
-        <w:t xml:space="preserve">                messages</w:t>
-      </w:r>
-      <w:proofErr w:type="gramStart"/>
-      <w:r>
-        <w:t>=[</w:t>
-      </w:r>
-      <w:proofErr w:type="gramEnd"/>
+        <w:t xml:space="preserve">                messages=[</w:t>
+      </w:r>
     </w:p>
     <w:p>
       <w:r>
@@ -470,26 +343,16 @@
       <w:r>
         <w:t>你是審核員，判斷留言是否含暴力、仇恨、色情、歧視或自殘。</w:t>
       </w:r>
-      <w:proofErr w:type="gramStart"/>
       <w:r>
         <w:t>"},</w:t>
       </w:r>
-      <w:proofErr w:type="gramEnd"/>
     </w:p>
     <w:p>
       <w:r>
         <w:t xml:space="preserve">                    {"role": "user", "content": f"</w:t>
       </w:r>
       <w:r>
-        <w:t>這</w:t>
-      </w:r>
-      <w:proofErr w:type="gramStart"/>
-      <w:r>
-        <w:t>篇貼文</w:t>
-      </w:r>
-      <w:proofErr w:type="gramEnd"/>
-      <w:r>
-        <w:t>內容會被公開。</w:t>
+        <w:t>這篇貼文內容會被公開。</w:t>
       </w:r>
       <w:r>
         <w:t>\n</w:t>
@@ -503,11 +366,9 @@
       <w:r>
         <w:t>內容：</w:t>
       </w:r>
-      <w:proofErr w:type="gramStart"/>
       <w:r>
         <w:t>{content}"}</w:t>
       </w:r>
-      <w:proofErr w:type="gramEnd"/>
     </w:p>
     <w:p>
       <w:r>
@@ -521,25 +382,7 @@
     </w:p>
     <w:p>
       <w:r>
-        <w:t xml:space="preserve">            reply = </w:t>
-      </w:r>
-      <w:proofErr w:type="spellStart"/>
-      <w:proofErr w:type="gramStart"/>
-      <w:r>
-        <w:t>response.choices</w:t>
-      </w:r>
-      <w:proofErr w:type="spellEnd"/>
-      <w:proofErr w:type="gramEnd"/>
-      <w:r>
-        <w:t>[0</w:t>
-      </w:r>
-      <w:proofErr w:type="gramStart"/>
-      <w:r>
-        <w:t>].message</w:t>
-      </w:r>
-      <w:proofErr w:type="gramEnd"/>
-      <w:r>
-        <w:t>['content']</w:t>
+        <w:t xml:space="preserve">            reply = response.choices[0].message['content']</w:t>
       </w:r>
     </w:p>
     <w:p>
@@ -567,26 +410,8 @@
     </w:p>
     <w:p>
       <w:r>
-        <w:t xml:space="preserve">                return </w:t>
-      </w:r>
-      <w:proofErr w:type="spellStart"/>
-      <w:proofErr w:type="gramStart"/>
-      <w:r>
-        <w:t>JsonResponse</w:t>
-      </w:r>
-      <w:proofErr w:type="spellEnd"/>
-      <w:r>
-        <w:t>(</w:t>
-      </w:r>
-      <w:proofErr w:type="gramEnd"/>
-      <w:r>
-        <w:t xml:space="preserve">{'result': 'rejected', 'message': </w:t>
-      </w:r>
-      <w:proofErr w:type="gramStart"/>
-      <w:r>
-        <w:t>reply})</w:t>
-      </w:r>
-      <w:proofErr w:type="gramEnd"/>
+        <w:t xml:space="preserve">                return JsonResponse({'result': 'rejected', 'message': reply})</w:t>
+      </w:r>
     </w:p>
     <w:p>
       <w:r>
@@ -595,28 +420,7 @@
     </w:p>
     <w:p>
       <w:r>
-        <w:t xml:space="preserve">                return </w:t>
-      </w:r>
-      <w:proofErr w:type="spellStart"/>
-      <w:proofErr w:type="gramStart"/>
-      <w:r>
-        <w:t>JsonResponse</w:t>
-      </w:r>
-      <w:proofErr w:type="spellEnd"/>
-      <w:r>
-        <w:t>(</w:t>
-      </w:r>
-      <w:proofErr w:type="gramEnd"/>
-      <w:r>
-        <w:t>{'result': '</w:t>
-      </w:r>
-      <w:proofErr w:type="gramStart"/>
-      <w:r>
-        <w:t>approved'}</w:t>
-      </w:r>
-      <w:proofErr w:type="gramEnd"/>
-      <w:r>
-        <w:t>)</w:t>
+        <w:t xml:space="preserve">                return JsonResponse({'result': 'approved'})</w:t>
       </w:r>
     </w:p>
     <w:p>
@@ -626,28 +430,7 @@
     </w:p>
     <w:p>
       <w:r>
-        <w:t xml:space="preserve">            return </w:t>
-      </w:r>
-      <w:proofErr w:type="spellStart"/>
-      <w:proofErr w:type="gramStart"/>
-      <w:r>
-        <w:t>JsonResponse</w:t>
-      </w:r>
-      <w:proofErr w:type="spellEnd"/>
-      <w:r>
-        <w:t>(</w:t>
-      </w:r>
-      <w:proofErr w:type="gramEnd"/>
-      <w:r>
-        <w:t>{'result': 'error', 'message': str(</w:t>
-      </w:r>
-      <w:proofErr w:type="gramStart"/>
-      <w:r>
-        <w:t>e)}</w:t>
-      </w:r>
-      <w:proofErr w:type="gramEnd"/>
-      <w:r>
-        <w:t>)</w:t>
+        <w:t xml:space="preserve">            return JsonResponse({'result': 'error', 'message': str(e)})</w:t>
       </w:r>
     </w:p>
     <w:p>
@@ -672,75 +455,23 @@
     </w:p>
     <w:p>
       <w:r>
-        <w:t xml:space="preserve">from </w:t>
-      </w:r>
-      <w:proofErr w:type="spellStart"/>
-      <w:proofErr w:type="gramStart"/>
-      <w:r>
-        <w:t>django.urls</w:t>
-      </w:r>
-      <w:proofErr w:type="spellEnd"/>
-      <w:proofErr w:type="gramEnd"/>
-      <w:r>
-        <w:t xml:space="preserve"> import path</w:t>
-      </w:r>
-    </w:p>
-    <w:p>
-      <w:proofErr w:type="gramStart"/>
-      <w:r>
-        <w:t>from .</w:t>
-      </w:r>
-      <w:proofErr w:type="gramEnd"/>
-      <w:r>
-        <w:t xml:space="preserve"> import views</w:t>
+        <w:t>from django.urls import path</w:t>
+      </w:r>
+    </w:p>
+    <w:p>
+      <w:r>
+        <w:t>from . import views</w:t>
       </w:r>
     </w:p>
     <w:p/>
     <w:p>
-      <w:proofErr w:type="spellStart"/>
-      <w:r>
-        <w:t>urlpatterns</w:t>
-      </w:r>
-      <w:proofErr w:type="spellEnd"/>
-      <w:r>
-        <w:t xml:space="preserve"> = [</w:t>
-      </w:r>
-    </w:p>
-    <w:p>
-      <w:r>
-        <w:t xml:space="preserve">    </w:t>
-      </w:r>
-      <w:proofErr w:type="gramStart"/>
-      <w:r>
-        <w:t>path(</w:t>
-      </w:r>
-      <w:proofErr w:type="gramEnd"/>
-      <w:r>
-        <w:t>'</w:t>
-      </w:r>
-      <w:proofErr w:type="spellStart"/>
-      <w:r>
-        <w:t>ai_check_post</w:t>
-      </w:r>
-      <w:proofErr w:type="spellEnd"/>
-      <w:r>
-        <w:t xml:space="preserve">/', </w:t>
-      </w:r>
-      <w:proofErr w:type="spellStart"/>
-      <w:r>
-        <w:t>views.ai_check_post</w:t>
-      </w:r>
-      <w:proofErr w:type="spellEnd"/>
-      <w:r>
-        <w:t>, name='</w:t>
-      </w:r>
-      <w:proofErr w:type="spellStart"/>
-      <w:r>
-        <w:t>ai_check_post</w:t>
-      </w:r>
-      <w:proofErr w:type="spellEnd"/>
-      <w:r>
-        <w:t>'),</w:t>
+      <w:r>
+        <w:t>urlpatterns = [</w:t>
+      </w:r>
+    </w:p>
+    <w:p>
+      <w:r>
+        <w:t xml:space="preserve">    path('ai_check_post/', views.ai_check_post, name='ai_check_post'),</w:t>
       </w:r>
     </w:p>
     <w:p>
@@ -752,7 +483,7 @@
     <w:p>
       <w:r>
         <w:pict w14:anchorId="63296702">
-          <v:rect id="_x0000_i1074" style="width:0;height:1.5pt" o:hralign="center" o:hrstd="t" o:hr="t" fillcolor="#a0a0a0" stroked="f"/>
+          <v:rect id="_x0000_i1027" style="width:0;height:1.5pt" o:hralign="center" o:hrstd="t" o:hr="t" fillcolor="#a0a0a0" stroked="f"/>
         </w:pict>
       </w:r>
     </w:p>
@@ -1610,6 +1341,7 @@
   <w:style w:type="character" w:default="1" w:styleId="a0">
     <w:name w:val="Default Paragraph Font"/>
     <w:uiPriority w:val="1"/>
+    <w:semiHidden/>
     <w:unhideWhenUsed/>
   </w:style>
   <w:style w:type="table" w:default="1" w:styleId="a1">
